--- a/Docs/Design/QA_GlobalView_02.docx
+++ b/Docs/Design/QA_GlobalView_02.docx
@@ -1,6 +1,6 @@
 
 <file path=word/document.xml><?xml version="1.0" encoding="utf-8"?>
-<w:document xmlns:wpc="http://schemas.microsoft.com/office/word/2010/wordprocessingCanvas" xmlns:cx="http://schemas.microsoft.com/office/drawing/2014/chartex" xmlns:cx1="http://schemas.microsoft.com/office/drawing/2015/9/8/chartex" xmlns:cx2="http://schemas.microsoft.com/office/drawing/2015/10/21/chartex" xmlns:cx3="http://schemas.microsoft.com/office/drawing/2016/5/9/chartex" xmlns:cx4="http://schemas.microsoft.com/office/drawing/2016/5/10/chartex" xmlns:cx5="http://schemas.microsoft.com/office/drawing/2016/5/11/chartex" xmlns:cx6="http://schemas.microsoft.com/office/drawing/2016/5/12/chartex" xmlns:cx7="http://schemas.microsoft.com/office/drawing/2016/5/13/chartex" xmlns:cx8="http://schemas.microsoft.com/office/drawing/2016/5/14/chartex" xmlns:mc="http://schemas.openxmlformats.org/markup-compatibility/2006" xmlns:aink="http://schemas.microsoft.com/office/drawing/2016/ink" xmlns:am3d="http://schemas.microsoft.com/office/drawing/2017/model3d" xmlns:o="urn:schemas-microsoft-com:office:office" xmlns:r="http://schemas.openxmlformats.org/officeDocument/2006/relationships" xmlns:m="http://schemas.openxmlformats.org/officeDocument/2006/math" xmlns:v="urn:schemas-microsoft-com:vml" xmlns:wp14="http://schemas.microsoft.com/office/word/2010/wordprocessingDrawing" xmlns:wp="http://schemas.openxmlformats.org/drawingml/2006/wordprocessingDrawing" xmlns:w10="urn:schemas-microsoft-com:office:word" xmlns:w="http://schemas.openxmlformats.org/wordprocessingml/2006/main" xmlns:w14="http://schemas.microsoft.com/office/word/2010/wordml" xmlns:w15="http://schemas.microsoft.com/office/word/2012/wordml" xmlns:w16cid="http://schemas.microsoft.com/office/word/2016/wordml/cid" xmlns:w16se="http://schemas.microsoft.com/office/word/2015/wordml/symex" xmlns:wpg="http://schemas.microsoft.com/office/word/2010/wordprocessingGroup" xmlns:wpi="http://schemas.microsoft.com/office/word/2010/wordprocessingInk" xmlns:wne="http://schemas.microsoft.com/office/word/2006/wordml" xmlns:wps="http://schemas.microsoft.com/office/word/2010/wordprocessingShape" mc:Ignorable="w14 w15 w16se w16cid wp14">
+<w:document xmlns:wpc="http://schemas.microsoft.com/office/word/2010/wordprocessingCanvas" xmlns:cx="http://schemas.microsoft.com/office/drawing/2014/chartex" xmlns:cx1="http://schemas.microsoft.com/office/drawing/2015/9/8/chartex" xmlns:cx2="http://schemas.microsoft.com/office/drawing/2015/10/21/chartex" xmlns:cx3="http://schemas.microsoft.com/office/drawing/2016/5/9/chartex" xmlns:cx4="http://schemas.microsoft.com/office/drawing/2016/5/10/chartex" xmlns:cx5="http://schemas.microsoft.com/office/drawing/2016/5/11/chartex" xmlns:cx6="http://schemas.microsoft.com/office/drawing/2016/5/12/chartex" xmlns:cx7="http://schemas.microsoft.com/office/drawing/2016/5/13/chartex" xmlns:cx8="http://schemas.microsoft.com/office/drawing/2016/5/14/chartex" xmlns:mc="http://schemas.openxmlformats.org/markup-compatibility/2006" xmlns:aink="http://schemas.microsoft.com/office/drawing/2016/ink" xmlns:am3d="http://schemas.microsoft.com/office/drawing/2017/model3d" xmlns:o="urn:schemas-microsoft-com:office:office" xmlns:r="http://schemas.openxmlformats.org/officeDocument/2006/relationships" xmlns:m="http://schemas.openxmlformats.org/officeDocument/2006/math" xmlns:v="urn:schemas-microsoft-com:vml" xmlns:wp14="http://schemas.microsoft.com/office/word/2010/wordprocessingDrawing" xmlns:wp="http://schemas.openxmlformats.org/drawingml/2006/wordprocessingDrawing" xmlns:w10="urn:schemas-microsoft-com:office:word" xmlns:w="http://schemas.openxmlformats.org/wordprocessingml/2006/main" xmlns:w14="http://schemas.microsoft.com/office/word/2010/wordml" xmlns:w15="http://schemas.microsoft.com/office/word/2012/wordml" xmlns:w16cex="http://schemas.microsoft.com/office/word/2018/wordml/cex" xmlns:w16cid="http://schemas.microsoft.com/office/word/2016/wordml/cid" xmlns:w16="http://schemas.microsoft.com/office/word/2018/wordml" xmlns:w16sdtdh="http://schemas.microsoft.com/office/word/2020/wordml/sdtdatahash" xmlns:w16se="http://schemas.microsoft.com/office/word/2015/wordml/symex" xmlns:wpg="http://schemas.microsoft.com/office/word/2010/wordprocessingGroup" xmlns:wpi="http://schemas.microsoft.com/office/word/2010/wordprocessingInk" xmlns:wne="http://schemas.microsoft.com/office/word/2006/wordml" xmlns:wps="http://schemas.microsoft.com/office/word/2010/wordprocessingShape" mc:Ignorable="w14 w15 w16se w16cid w16 w16cex w16sdtdh wp14">
   <w:body>
     <w:p>
       <w:pPr>
@@ -9,8 +9,6 @@
           <w:rFonts w:asciiTheme="majorBidi" w:hAnsiTheme="majorBidi"/>
         </w:rPr>
       </w:pPr>
-      <w:bookmarkStart w:id="0" w:name="_GoBack"/>
-      <w:bookmarkEnd w:id="0"/>
       <w:r>
         <w:rPr>
           <w:rFonts w:asciiTheme="majorBidi" w:hAnsiTheme="majorBidi"/>
@@ -1666,7 +1664,7 @@
         </w:rPr>
         <w:lastRenderedPageBreak/>
         <w:drawing>
-          <wp:anchor distT="0" distB="0" distL="114300" distR="114300" simplePos="0" relativeHeight="251658240" behindDoc="1" locked="0" layoutInCell="1" allowOverlap="1" wp14:anchorId="4B8B2E52" wp14:editId="3F462426">
+          <wp:anchor distT="0" distB="0" distL="114300" distR="114300" simplePos="0" relativeHeight="251658240" behindDoc="1" locked="0" layoutInCell="1" allowOverlap="1" wp14:anchorId="4B8B2E52" wp14:editId="15786671">
             <wp:simplePos x="0" y="0"/>
             <wp:positionH relativeFrom="margin">
               <wp:align>left</wp:align>
@@ -1679,36 +1677,39 @@
             <wp:wrapTight wrapText="bothSides">
               <wp:wrapPolygon edited="0">
                 <wp:start x="7430" y="250"/>
-                <wp:lineTo x="7364" y="400"/>
+                <wp:lineTo x="7364" y="450"/>
+                <wp:lineTo x="7364" y="1151"/>
+                <wp:lineTo x="10017" y="1952"/>
+                <wp:lineTo x="7563" y="1952"/>
+                <wp:lineTo x="7297" y="2052"/>
                 <wp:lineTo x="7364" y="2803"/>
                 <wp:lineTo x="9951" y="3553"/>
-                <wp:lineTo x="7629" y="3553"/>
+                <wp:lineTo x="7695" y="3553"/>
                 <wp:lineTo x="7297" y="3653"/>
                 <wp:lineTo x="7297" y="4404"/>
                 <wp:lineTo x="9885" y="5155"/>
                 <wp:lineTo x="6966" y="5205"/>
                 <wp:lineTo x="6634" y="5255"/>
                 <wp:lineTo x="6501" y="6756"/>
-                <wp:lineTo x="2388" y="7207"/>
-                <wp:lineTo x="1990" y="7307"/>
-                <wp:lineTo x="1990" y="7957"/>
-                <wp:lineTo x="2587" y="8358"/>
-                <wp:lineTo x="3118" y="8358"/>
-                <wp:lineTo x="1061" y="8808"/>
+                <wp:lineTo x="2057" y="7257"/>
+                <wp:lineTo x="2057" y="8007"/>
+                <wp:lineTo x="2521" y="8358"/>
+                <wp:lineTo x="3184" y="8358"/>
                 <wp:lineTo x="398" y="9008"/>
                 <wp:lineTo x="398" y="9759"/>
                 <wp:lineTo x="796" y="9959"/>
                 <wp:lineTo x="1990" y="9959"/>
                 <wp:lineTo x="398" y="10610"/>
                 <wp:lineTo x="398" y="11310"/>
-                <wp:lineTo x="862" y="11561"/>
+                <wp:lineTo x="929" y="11561"/>
                 <wp:lineTo x="1990" y="11561"/>
                 <wp:lineTo x="730" y="12011"/>
                 <wp:lineTo x="398" y="12211"/>
-                <wp:lineTo x="398" y="12912"/>
-                <wp:lineTo x="929" y="13162"/>
+                <wp:lineTo x="398" y="12862"/>
+                <wp:lineTo x="995" y="13162"/>
                 <wp:lineTo x="1990" y="13162"/>
-                <wp:lineTo x="398" y="13713"/>
+                <wp:lineTo x="597" y="13663"/>
+                <wp:lineTo x="398" y="13813"/>
                 <wp:lineTo x="398" y="14463"/>
                 <wp:lineTo x="995" y="14764"/>
                 <wp:lineTo x="1990" y="14764"/>
@@ -1717,12 +1718,12 @@
                 <wp:lineTo x="398" y="16015"/>
                 <wp:lineTo x="1128" y="16365"/>
                 <wp:lineTo x="1990" y="16365"/>
-                <wp:lineTo x="730" y="16715"/>
-                <wp:lineTo x="398" y="16866"/>
+                <wp:lineTo x="531" y="16816"/>
+                <wp:lineTo x="398" y="16916"/>
                 <wp:lineTo x="398" y="17566"/>
                 <wp:lineTo x="1194" y="17967"/>
                 <wp:lineTo x="1990" y="17967"/>
-                <wp:lineTo x="531" y="18367"/>
+                <wp:lineTo x="663" y="18317"/>
                 <wp:lineTo x="398" y="18467"/>
                 <wp:lineTo x="464" y="19218"/>
                 <wp:lineTo x="531" y="19318"/>
@@ -1734,7 +1735,7 @@
                 <wp:lineTo x="19039" y="13913"/>
                 <wp:lineTo x="18243" y="13663"/>
                 <wp:lineTo x="16187" y="13162"/>
-                <wp:lineTo x="18641" y="13162"/>
+                <wp:lineTo x="18575" y="13162"/>
                 <wp:lineTo x="19106" y="13012"/>
                 <wp:lineTo x="19106" y="12211"/>
                 <wp:lineTo x="18641" y="12061"/>
@@ -1742,17 +1743,17 @@
                 <wp:lineTo x="18310" y="11561"/>
                 <wp:lineTo x="19039" y="11361"/>
                 <wp:lineTo x="19106" y="10460"/>
-                <wp:lineTo x="18708" y="10360"/>
+                <wp:lineTo x="18509" y="10310"/>
                 <wp:lineTo x="16187" y="9959"/>
-                <wp:lineTo x="17845" y="9959"/>
+                <wp:lineTo x="17779" y="9959"/>
                 <wp:lineTo x="19039" y="9609"/>
                 <wp:lineTo x="19106" y="8908"/>
-                <wp:lineTo x="18575" y="8758"/>
+                <wp:lineTo x="18509" y="8758"/>
                 <wp:lineTo x="16187" y="8358"/>
                 <wp:lineTo x="17978" y="8358"/>
                 <wp:lineTo x="19039" y="8057"/>
                 <wp:lineTo x="19106" y="7307"/>
-                <wp:lineTo x="18575" y="7207"/>
+                <wp:lineTo x="18509" y="7207"/>
                 <wp:lineTo x="14263" y="6756"/>
                 <wp:lineTo x="13931" y="5355"/>
                 <wp:lineTo x="13467" y="5205"/>
@@ -1762,8 +1763,12 @@
                 <wp:lineTo x="12870" y="3553"/>
                 <wp:lineTo x="11808" y="3553"/>
                 <wp:lineTo x="13135" y="2753"/>
-                <wp:lineTo x="13135" y="1151"/>
-                <wp:lineTo x="13069" y="250"/>
+                <wp:lineTo x="13268" y="2102"/>
+                <wp:lineTo x="12936" y="1952"/>
+                <wp:lineTo x="11808" y="1952"/>
+                <wp:lineTo x="13069" y="1201"/>
+                <wp:lineTo x="13135" y="500"/>
+                <wp:lineTo x="13002" y="250"/>
                 <wp:lineTo x="7430" y="250"/>
               </wp:wrapPolygon>
             </wp:wrapTight>
@@ -1779,7 +1784,7 @@
                     <pic:cNvPicPr/>
                   </pic:nvPicPr>
                   <pic:blipFill>
-                    <a:blip r:embed="rId5">
+                    <a:blip r:embed="rId6">
                       <a:extLst>
                         <a:ext uri="{28A0092B-C50C-407E-A947-70E740481C1C}">
                           <a14:useLocalDpi xmlns:a14="http://schemas.microsoft.com/office/drawing/2010/main" val="0"/>
@@ -1877,7 +1882,7 @@
               </wp:inline>
             </w:drawing>
           </mc:Choice>
-          <mc:Fallback xmlns:w16sdtfl="http://schemas.microsoft.com/office/word/2024/wordml/sdtformatlock" xmlns:w16sdtdh="http://schemas.microsoft.com/office/word/2020/wordml/sdtdatahash" xmlns:w16du="http://schemas.microsoft.com/office/word/2023/wordml/word16du" xmlns:w16="http://schemas.microsoft.com/office/word/2018/wordml" xmlns:w16cex="http://schemas.microsoft.com/office/word/2018/wordml/cex" xmlns:oel="http://schemas.microsoft.com/office/2019/extlst">
+          <mc:Fallback xmlns:oel="http://schemas.microsoft.com/office/2019/extlst" xmlns:w16du="http://schemas.microsoft.com/office/word/2023/wordml/word16du" xmlns:w16sdtfl="http://schemas.microsoft.com/office/word/2024/wordml/sdtformatlock">
             <w:pict>
               <v:rect w14:anchorId="27256678" id="Rectangle 1" o:spid="_x0000_s1026" style="width:24pt;height:24pt;visibility:visible;mso-wrap-style:square;mso-left-percent:-10001;mso-top-percent:-10001;mso-position-horizontal:absolute;mso-position-horizontal-relative:char;mso-position-vertical:absolute;mso-position-vertical-relative:line;mso-left-percent:-10001;mso-top-percent:-10001;v-text-anchor:top" o:gfxdata="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" filled="f" stroked="f">
                 <o:lock v:ext="edit" aspectratio="t"/>
@@ -1898,6 +1903,95 @@
           <w:szCs w:val="56"/>
         </w:rPr>
       </w:pPr>
+      <w:r>
+        <w:rPr>
+          <w:rFonts w:asciiTheme="majorHAnsi" w:eastAsiaTheme="majorEastAsia" w:hAnsiTheme="majorHAnsi" w:cstheme="majorBidi"/>
+          <w:noProof/>
+          <w:spacing w:val="-10"/>
+          <w:kern w:val="28"/>
+          <w:sz w:val="56"/>
+          <w:szCs w:val="56"/>
+        </w:rPr>
+        <mc:AlternateContent>
+          <mc:Choice Requires="wps">
+            <w:drawing>
+              <wp:anchor distT="0" distB="0" distL="114300" distR="114300" simplePos="0" relativeHeight="251659264" behindDoc="0" locked="0" layoutInCell="1" allowOverlap="1" wp14:anchorId="01497BD1" wp14:editId="46FEBDF0">
+                <wp:simplePos x="0" y="0"/>
+                <wp:positionH relativeFrom="column">
+                  <wp:posOffset>2880360</wp:posOffset>
+                </wp:positionH>
+                <wp:positionV relativeFrom="paragraph">
+                  <wp:posOffset>2764155</wp:posOffset>
+                </wp:positionV>
+                <wp:extent cx="213360" cy="45720"/>
+                <wp:effectExtent l="0" t="19050" r="34290" b="30480"/>
+                <wp:wrapNone/>
+                <wp:docPr id="1" name="Arrow: Right 1"/>
+                <wp:cNvGraphicFramePr/>
+                <a:graphic xmlns:a="http://schemas.openxmlformats.org/drawingml/2006/main">
+                  <a:graphicData uri="http://schemas.microsoft.com/office/word/2010/wordprocessingShape">
+                    <wps:wsp>
+                      <wps:cNvSpPr/>
+                      <wps:spPr>
+                        <a:xfrm>
+                          <a:off x="0" y="0"/>
+                          <a:ext cx="213360" cy="45720"/>
+                        </a:xfrm>
+                        <a:prstGeom prst="rightArrow">
+                          <a:avLst/>
+                        </a:prstGeom>
+                      </wps:spPr>
+                      <wps:style>
+                        <a:lnRef idx="2">
+                          <a:schemeClr val="accent1">
+                            <a:shade val="50000"/>
+                          </a:schemeClr>
+                        </a:lnRef>
+                        <a:fillRef idx="1">
+                          <a:schemeClr val="accent1"/>
+                        </a:fillRef>
+                        <a:effectRef idx="0">
+                          <a:schemeClr val="accent1"/>
+                        </a:effectRef>
+                        <a:fontRef idx="minor">
+                          <a:schemeClr val="lt1"/>
+                        </a:fontRef>
+                      </wps:style>
+                      <wps:bodyPr rot="0" spcFirstLastPara="0" vertOverflow="overflow" horzOverflow="overflow" vert="horz" wrap="square" lIns="91440" tIns="45720" rIns="91440" bIns="45720" numCol="1" spcCol="0" rtlCol="0" fromWordArt="0" anchor="ctr" anchorCtr="0" forceAA="0" compatLnSpc="1">
+                        <a:prstTxWarp prst="textNoShape">
+                          <a:avLst/>
+                        </a:prstTxWarp>
+                        <a:noAutofit/>
+                      </wps:bodyPr>
+                    </wps:wsp>
+                  </a:graphicData>
+                </a:graphic>
+              </wp:anchor>
+            </w:drawing>
+          </mc:Choice>
+          <mc:Fallback>
+            <w:pict>
+              <v:shapetype w14:anchorId="79BD4A03" id="_x0000_t13" coordsize="21600,21600" o:spt="13" adj="16200,5400" path="m@0,l@0@1,0@1,0@2@0@2@0,21600,21600,10800xe">
+                <v:stroke joinstyle="miter"/>
+                <v:formulas>
+                  <v:f eqn="val #0"/>
+                  <v:f eqn="val #1"/>
+                  <v:f eqn="sum height 0 #1"/>
+                  <v:f eqn="sum 10800 0 #1"/>
+                  <v:f eqn="sum width 0 #0"/>
+                  <v:f eqn="prod @4 @3 10800"/>
+                  <v:f eqn="sum width 0 @5"/>
+                </v:formulas>
+                <v:path o:connecttype="custom" o:connectlocs="@0,0;0,10800;@0,21600;21600,10800" o:connectangles="270,180,90,0" textboxrect="0,@1,@6,@2"/>
+                <v:handles>
+                  <v:h position="#0,#1" xrange="0,21600" yrange="0,10800"/>
+                </v:handles>
+              </v:shapetype>
+              <v:shape id="Arrow: Right 1" o:spid="_x0000_s1026" type="#_x0000_t13" style="position:absolute;margin-left:226.8pt;margin-top:217.65pt;width:16.8pt;height:3.6pt;z-index:251659264;visibility:visible;mso-wrap-style:square;mso-wrap-distance-left:9pt;mso-wrap-distance-top:0;mso-wrap-distance-right:9pt;mso-wrap-distance-bottom:0;mso-position-horizontal:absolute;mso-position-horizontal-relative:text;mso-position-vertical:absolute;mso-position-vertical-relative:text;v-text-anchor:middle" o:gfxdata="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" adj="19286" fillcolor="#4472c4 [3204]" strokecolor="#1f3763 [1604]" strokeweight="1pt"/>
+            </w:pict>
+          </mc:Fallback>
+        </mc:AlternateContent>
+      </w:r>
     </w:p>
     <w:sectPr>
       <w:type w:val="continuous"/>
@@ -1911,7 +2005,7 @@
 </file>
 
 <file path=word/numbering.xml><?xml version="1.0" encoding="utf-8"?>
-<w:numbering xmlns:wpc="http://schemas.microsoft.com/office/word/2010/wordprocessingCanvas" xmlns:cx="http://schemas.microsoft.com/office/drawing/2014/chartex" xmlns:cx1="http://schemas.microsoft.com/office/drawing/2015/9/8/chartex" xmlns:cx2="http://schemas.microsoft.com/office/drawing/2015/10/21/chartex" xmlns:cx3="http://schemas.microsoft.com/office/drawing/2016/5/9/chartex" xmlns:cx4="http://schemas.microsoft.com/office/drawing/2016/5/10/chartex" xmlns:cx5="http://schemas.microsoft.com/office/drawing/2016/5/11/chartex" xmlns:cx6="http://schemas.microsoft.com/office/drawing/2016/5/12/chartex" xmlns:cx7="http://schemas.microsoft.com/office/drawing/2016/5/13/chartex" xmlns:cx8="http://schemas.microsoft.com/office/drawing/2016/5/14/chartex" xmlns:mc="http://schemas.openxmlformats.org/markup-compatibility/2006" xmlns:aink="http://schemas.microsoft.com/office/drawing/2016/ink" xmlns:am3d="http://schemas.microsoft.com/office/drawing/2017/model3d" xmlns:o="urn:schemas-microsoft-com:office:office" xmlns:r="http://schemas.openxmlformats.org/officeDocument/2006/relationships" xmlns:m="http://schemas.openxmlformats.org/officeDocument/2006/math" xmlns:v="urn:schemas-microsoft-com:vml" xmlns:wp14="http://schemas.microsoft.com/office/word/2010/wordprocessingDrawing" xmlns:wp="http://schemas.openxmlformats.org/drawingml/2006/wordprocessingDrawing" xmlns:w10="urn:schemas-microsoft-com:office:word" xmlns:w="http://schemas.openxmlformats.org/wordprocessingml/2006/main" xmlns:w14="http://schemas.microsoft.com/office/word/2010/wordml" xmlns:w15="http://schemas.microsoft.com/office/word/2012/wordml" xmlns:w16cid="http://schemas.microsoft.com/office/word/2016/wordml/cid" xmlns:w16se="http://schemas.microsoft.com/office/word/2015/wordml/symex" xmlns:wpg="http://schemas.microsoft.com/office/word/2010/wordprocessingGroup" xmlns:wpi="http://schemas.microsoft.com/office/word/2010/wordprocessingInk" xmlns:wne="http://schemas.microsoft.com/office/word/2006/wordml" xmlns:wps="http://schemas.microsoft.com/office/word/2010/wordprocessingShape" mc:Ignorable="w14 w15 w16se w16cid wp14">
+<w:numbering xmlns:wpc="http://schemas.microsoft.com/office/word/2010/wordprocessingCanvas" xmlns:cx="http://schemas.microsoft.com/office/drawing/2014/chartex" xmlns:cx1="http://schemas.microsoft.com/office/drawing/2015/9/8/chartex" xmlns:cx2="http://schemas.microsoft.com/office/drawing/2015/10/21/chartex" xmlns:cx3="http://schemas.microsoft.com/office/drawing/2016/5/9/chartex" xmlns:cx4="http://schemas.microsoft.com/office/drawing/2016/5/10/chartex" xmlns:cx5="http://schemas.microsoft.com/office/drawing/2016/5/11/chartex" xmlns:cx6="http://schemas.microsoft.com/office/drawing/2016/5/12/chartex" xmlns:cx7="http://schemas.microsoft.com/office/drawing/2016/5/13/chartex" xmlns:cx8="http://schemas.microsoft.com/office/drawing/2016/5/14/chartex" xmlns:mc="http://schemas.openxmlformats.org/markup-compatibility/2006" xmlns:aink="http://schemas.microsoft.com/office/drawing/2016/ink" xmlns:am3d="http://schemas.microsoft.com/office/drawing/2017/model3d" xmlns:o="urn:schemas-microsoft-com:office:office" xmlns:r="http://schemas.openxmlformats.org/officeDocument/2006/relationships" xmlns:m="http://schemas.openxmlformats.org/officeDocument/2006/math" xmlns:v="urn:schemas-microsoft-com:vml" xmlns:wp14="http://schemas.microsoft.com/office/word/2010/wordprocessingDrawing" xmlns:wp="http://schemas.openxmlformats.org/drawingml/2006/wordprocessingDrawing" xmlns:w10="urn:schemas-microsoft-com:office:word" xmlns:w="http://schemas.openxmlformats.org/wordprocessingml/2006/main" xmlns:w14="http://schemas.microsoft.com/office/word/2010/wordml" xmlns:w15="http://schemas.microsoft.com/office/word/2012/wordml" xmlns:w16cex="http://schemas.microsoft.com/office/word/2018/wordml/cex" xmlns:w16cid="http://schemas.microsoft.com/office/word/2016/wordml/cid" xmlns:w16="http://schemas.microsoft.com/office/word/2018/wordml" xmlns:w16sdtdh="http://schemas.microsoft.com/office/word/2020/wordml/sdtdatahash" xmlns:w16se="http://schemas.microsoft.com/office/word/2015/wordml/symex" xmlns:wpg="http://schemas.microsoft.com/office/word/2010/wordprocessingGroup" xmlns:wpi="http://schemas.microsoft.com/office/word/2010/wordprocessingInk" xmlns:wne="http://schemas.microsoft.com/office/word/2006/wordml" xmlns:wps="http://schemas.microsoft.com/office/word/2010/wordprocessingShape" mc:Ignorable="w14 w15 w16se w16cid w16 w16cex w16sdtdh wp14">
   <w:abstractNum w:abstractNumId="0" w15:restartNumberingAfterBreak="0">
     <w:nsid w:val="075C0956"/>
     <w:multiLevelType w:val="multilevel"/>
@@ -5653,7 +5747,7 @@
 </file>
 
 <file path=word/styles.xml><?xml version="1.0" encoding="utf-8"?>
-<w:styles xmlns:mc="http://schemas.openxmlformats.org/markup-compatibility/2006" xmlns:r="http://schemas.openxmlformats.org/officeDocument/2006/relationships" xmlns:w="http://schemas.openxmlformats.org/wordprocessingml/2006/main" xmlns:w14="http://schemas.microsoft.com/office/word/2010/wordml" xmlns:w15="http://schemas.microsoft.com/office/word/2012/wordml" xmlns:w16cid="http://schemas.microsoft.com/office/word/2016/wordml/cid" xmlns:w16se="http://schemas.microsoft.com/office/word/2015/wordml/symex" mc:Ignorable="w14 w15 w16se w16cid">
+<w:styles xmlns:mc="http://schemas.openxmlformats.org/markup-compatibility/2006" xmlns:r="http://schemas.openxmlformats.org/officeDocument/2006/relationships" xmlns:w="http://schemas.openxmlformats.org/wordprocessingml/2006/main" xmlns:w14="http://schemas.microsoft.com/office/word/2010/wordml" xmlns:w15="http://schemas.microsoft.com/office/word/2012/wordml" xmlns:w16cex="http://schemas.microsoft.com/office/word/2018/wordml/cex" xmlns:w16cid="http://schemas.microsoft.com/office/word/2016/wordml/cid" xmlns:w16="http://schemas.microsoft.com/office/word/2018/wordml" xmlns:w16sdtdh="http://schemas.microsoft.com/office/word/2020/wordml/sdtdatahash" xmlns:w16se="http://schemas.microsoft.com/office/word/2015/wordml/symex" mc:Ignorable="w14 w15 w16se w16cid w16 w16cex w16sdtdh">
   <w:docDefaults>
     <w:rPrDefault>
       <w:rPr>
@@ -6873,4 +6967,16 @@
     </a:ext>
   </a:extLst>
 </a:theme>
+</file>
+
+<file path=customXml/item1.xml><?xml version="1.0" encoding="utf-8"?>
+<b:Sources xmlns:b="http://schemas.openxmlformats.org/officeDocument/2006/bibliography" xmlns="http://schemas.openxmlformats.org/officeDocument/2006/bibliography" SelectedStyle="\APASixthEditionOfficeOnline.xsl" StyleName="APA" Version="6"/>
+</file>
+
+<file path=customXml/itemProps1.xml><?xml version="1.0" encoding="utf-8"?>
+<ds:datastoreItem xmlns:ds="http://schemas.openxmlformats.org/officeDocument/2006/customXml" ds:itemID="{1175E4E8-50BA-4DB3-B158-5577C0B755F5}">
+  <ds:schemaRefs>
+    <ds:schemaRef ds:uri="http://schemas.openxmlformats.org/officeDocument/2006/bibliography"/>
+  </ds:schemaRefs>
+</ds:datastoreItem>
 </file>